--- a/交付成果/第三轮修订版/第三轮4周版/读书会25_随念修习全系列（七随念与食厌想）_4周资料包（第三版修订）/Word版/第2周_法随念与僧随念_学员版.docx
+++ b/交付成果/第三轮修订版/第三轮4周版/读书会25_随念修习全系列（七随念与食厌想）_4周资料包（第三版修订）/Word版/第2周_法随念与僧随念_学员版.docx
@@ -2608,7 +2608,7 @@
           <w:color w:val="1E4620"/>
           <w:sz w:val="23"/>
         </w:rPr>
-        <w:t>三、法随念的十三条利益与皈依法（[00:25:21]–[00:26:59]）</w:t>
+        <w:t>三、法随念的十三条利益与皈依法（[00:25:21]–[00:26:23]）</w:t>
       </w:r>
     </w:p>
     <w:p>
@@ -2653,7 +2653,7 @@
         <w:rPr>
           <w:b w:val="0"/>
         </w:rPr>
-        <w:t>[00:26:23.280] 啊，佛陀的行衣留下来可以让我们皈依啊，佛陀的形象以佛像的形象哈流布世间呢，可以做我们礼敬。但是真正呢，佛陀不在我们身边哦。那所以呢，正规依的是法。啊，我们三皈依里面正皈依的是法，皈依佛陀也是为了学习佛陀的法。啊，所以那么对于法呢，我们要升起这个强烈的信心和皈依心。当然，法的抉择很重要。那么，我们通过修习法，佛陀讲的法的功德的锤炼呢，让我们能够生生世世持于正法。在法的护佑下呢，啊，这个这个这个依着法的教导啊，然后呢，断除烦恼，证悟涅盘。</w:t>
+        <w:t>[00:26:23.280] 啊，佛陀的行衣留下来可以让我们皈依啊，佛陀的形象以佛像的形象哈流布世间呢，可以做我们礼敬。但是真正呢，佛陀不在我们身边哦。那所以呢，正皈依的是法。啊，我们三皈依里面正皈依的是法，皈依佛陀也是为了学习佛陀的法。啊，所以那么对于法呢，我们要升起这个强烈的信心和皈依心。当然，法的抉择很重要。那么，我们通过修习法，佛陀讲的法的功德的锤炼呢，让我们能够生生世世持于正法。在法的护佑下呢，啊，这个这个这个依着法的教导啊，然后呢，断除烦恼，证悟涅盘。</w:t>
       </w:r>
     </w:p>
     <w:p>
@@ -6338,7 +6338,7 @@
         <w:rPr>
           <w:b w:val="0"/>
         </w:rPr>
-        <w:t>[00:03:38.465] 成为声闻弟子？声闻呢，是指恭敬聆听佛陀教诫者啊。登闻，顾名思义，就是听闻呢。那么听闻什么呢？他是恭敬的听闻佛陀的。教训啊，训示啊，或者教诫啊，训示呢叫欧瓦达。啊，教界呢，叫阿鲁撒撒难。啊，那所以因为这个缘故称为声闻。凡是恭敬的听闻佛陀的教训与教诫的人呢，都叫做声闻。那什么叫做教训或者教诫呢？在律藏大品注释里面对教训教诫有解释。教训呢，也叫训示。训示是指什么呢？僧团中呢，还没有违反之前啊，佛陀先给予教训啊，应该做这些事，不应该做那些事。那么这种训示呢，叫做教训。</w:t>
+        <w:t>[00:03:38.465] 成为声闻弟子？声闻呢，是指恭敬聆听佛陀教诫者啊。声闻，顾名思义，就是听闻呢。那么听闻什么呢？他是恭敬的听闻佛陀的。教训啊，训示啊，或者教诫啊，训示呢叫欧瓦达。啊，教界呢，叫阿鲁撒撒难。啊，那所以因为这个缘故称为声闻。凡是恭敬的听闻佛陀的教训与教诫的人呢，都叫做声闻。那什么叫做教训或者教诫呢？在律藏大品注释里面对教训教诫有解释。教训呢，也叫训示。训示是指什么呢？僧团中呢，还没有违反之前啊，佛陀先给予教训啊，应该做这些事，不应该做那些事。那么这种训示呢，叫做教训。</w:t>
       </w:r>
     </w:p>
     <w:p>
@@ -6354,15 +6354,15 @@
         <w:rPr>
           <w:b w:val="0"/>
         </w:rPr>
-        <w:t>[00:05:08.660] 啊，举个例子说啊，比如说我们现在新员工到公司啊，主管呢，让他们了解公司的规约规范，向他们说明公司的规矩，这是教训。那员工每天在公司上班啊，主管在日常一再一再的提醒他，教导他们，这就是教诫。同样的，家中的父母对子女首次教导的内容叫做教训，在日常生活中一再的提醒他，这是教诫。也没有拒绝佛陀的任何教导，以恭敬方式聆听佛陀的种种教训教训的啊，教训教诫的是声闻。如果拒绝听闻佛陀的教训教诫，就不能称之为心圣贤啊。声闻。</w:t>
-      </w:r>
-    </w:p>
-    <w:p>
-      <w:r>
-        <w:rPr>
-          <w:b w:val="0"/>
-        </w:rPr>
-        <w:t>[00:05:51.980] 第二个呢，是借同见同之和。啊，世尊指声闻集体呢，称为声闻众。那巴利里，我们前面讲到萨瓦卡三口呢，是众的意思啊，是集体的意思，那么什么样的情况可以称为一个集体呢？啊，在佛教的这个一个集体呢。啊，或者称为僧团呢？啊彼此呢持戒啊相同啊，然后见解相同啊，那品行道德也相同啊，就是。这个啊，彼此和合，那这样的集体呢，才称为叫声闻众。啊，持戒呢，是跟品德习惯相关啊，见解呢，是跟我们的见地相关。</w:t>
+        <w:t>[00:05:08.660] 啊，举个例子说啊，比如说我们现在新员工到公司啊，主管呢，让他们了解公司的规约规范，向他们说明公司的规矩，这是教训。那员工每天在公司上班啊，主管在日常一再一再的提醒他，教导他们，这就是教诫。同样的，家中的父母对子女首次教导的内容叫做教训，在日常生活中一再的提醒他，这是教诫。也没有拒绝佛陀的任何教导，以恭敬方式聆听佛陀的种种教训教训的啊，教训教诫的是声闻。如果拒绝听闻佛陀的教训教诫，就不能称之为声闻啊。声闻。</w:t>
+      </w:r>
+    </w:p>
+    <w:p>
+      <w:r>
+        <w:rPr>
+          <w:b w:val="0"/>
+        </w:rPr>
+        <w:t>[00:05:51.980] 第二个呢，是戒同见同和合。啊，世尊指声闻集体呢，称为声闻众。那巴利里，我们前面讲到萨瓦卡三口呢，是众的意思啊，是集体的意思，那么什么样的情况可以称为一个集体呢？啊，在佛教的这个一个集体呢。啊，或者称为僧团呢？啊彼此呢持戒啊相同啊，然后见解相同啊，那品行道德也相同啊，就是。这个啊，彼此和合，那这样的集体呢，才称为叫声闻众。啊，持戒呢，是跟品德习惯相关啊，见解呢，是跟我们的见地相关。</w:t>
       </w:r>
     </w:p>
     <w:p>
@@ -7078,31 +7078,31 @@
         <w:rPr>
           <w:b w:val="0"/>
         </w:rPr>
-        <w:t>[00:14:21.060] 在经典里面有。安觉罗天子和in托嘎天子的故事。啊，佛陀到忉利天啊，做夏安居三个月，准备宣说阿毗达摩藏。十方世界的天子纷纷来到佛陀所在地。其中呢，安吉罗天子和因托嘎天子也到来，分别处在佛陀的左右边。随着帝释天王以及许多梵天陆陆续续来到说法的现场。有很多比安吉罗天子身份崇高的天王到达现场以后。安杰罗听法的位置呢，自动的向后挪移。最后，离佛陀的距离变得非常遥远。</w:t>
-      </w:r>
-    </w:p>
-    <w:p>
-      <w:r>
-        <w:rPr>
-          <w:b w:val="0"/>
-        </w:rPr>
-        <w:t>[00:15:10.080] 呃，这个樱桃卡天子呢？就算是帝释天啊，萨克天帝以及大梵天王来到现场，他的位置也没有被移动，如如不动的坐在佛陀的右边，听佛陀宣说阿毗达摩。这两位天子为什么会有这个差别呢？原因是。受师者决定了，两位天子听法时出现了差别。安吉罗天子离佛陀的位置越来越遥远，是因为他供养的对象不如因道卡天子供养的对象那么崇高。</w:t>
-      </w:r>
-    </w:p>
-    <w:p>
-      <w:r>
-        <w:rPr>
-          <w:b w:val="0"/>
-        </w:rPr>
-        <w:t>[00:15:46.300] 安揭罗天子，过去某一世是一位善男子。是嘎萨巴佛的后期，人类平均寿命一万岁。他整整在一万岁时间里面都进行布施。布施的食物非常的多，他所建设的布施的凉亭有十二由旬之长。在这么长的布施凉亭中，他布施的物品，仅他布施物品整整一万年。可是。由于当时他布施的对象，受施者呢，是各种各样的人。啊，所以呢，不能够使他的布施足够清净。因此功德并不是很大。</w:t>
-      </w:r>
-    </w:p>
-    <w:p>
-      <w:r>
-        <w:rPr>
-          <w:b w:val="0"/>
-        </w:rPr>
-        <w:t>[00:16:31.330] 呃，樱桃卡天值。是过去某一世拿过一瓢时。供养给阿那律尊者。啊，也就是阿那律尊者已经证的。阿拉汉好。这即便是如此之小的供养，他的功德也远远大于安吉罗天子供养的功德。那受施者是四川八字的圣僧，能促进大利益的布施，也能促进。布施利益广大而使其清净，故称为应受布施。</w:t>
+        <w:t>[00:14:21.060] 在经典里面有。安觉罗天子和in托嘎天子的故事。啊，佛陀到忉利天啊，做夏安居三个月，准备宣说阿毗达摩藏。十方世界的天子纷纷来到佛陀所在地。其中呢，安吉罗天子和因陀卡天子也到来，分别处在佛陀的左右边。随着帝释天王以及许多梵天陆陆续续来到说法的现场。有很多比安吉罗天子身份崇高的天王到达现场以后。安杰罗听法的位置呢，自动的向后挪移。最后，离佛陀的距离变得非常遥远。</w:t>
+      </w:r>
+    </w:p>
+    <w:p>
+      <w:r>
+        <w:rPr>
+          <w:b w:val="0"/>
+        </w:rPr>
+        <w:t>[00:15:10.080] 呃，这个因陀卡天子呢？就算是帝释天啊，萨克天帝以及大梵天王来到现场，他的位置也没有被移动，如如不动的坐在佛陀的右边，听佛陀宣说阿毗达摩。这两位天子为什么会有这个差别呢？原因是。受师者决定了，两位天子听法时出现了差别。安吉罗天子离佛陀的位置越来越遥远，是因为他供养的对象不如因道卡天子供养的对象那么崇高。</w:t>
+      </w:r>
+    </w:p>
+    <w:p>
+      <w:r>
+        <w:rPr>
+          <w:b w:val="0"/>
+        </w:rPr>
+        <w:t>[00:15:46.300] 安揭罗天子，过去某一世是一位善男子。是迦叶佛的后期，人类平均寿命一万岁。他整整在一万岁时间里面都进行布施。布施的食物非常的多，他所建设的布施的凉亭有十二由旬之长。在这么长的布施凉亭中，他布施的物品，仅他布施物品整整一万年。可是。由于当时他布施的对象，受施者呢，是各种各样的人。啊，所以呢，不能够使他的布施足够清净。因此功德并不是很大。</w:t>
+      </w:r>
+    </w:p>
+    <w:p>
+      <w:r>
+        <w:rPr>
+          <w:b w:val="0"/>
+        </w:rPr>
+        <w:t>[00:16:31.330] 呃，因陀卡天子。是过去某一世拿过一瓢时。供养给阿那律尊者。啊，也就是阿那律尊者已经证的。阿拉汉好。这即便是如此之小的供养，他的功德也远远大于安吉罗天子供养的功德。那受施者是四川八字的圣僧，能促进大利益的布施，也能促进。布施利益广大而使其清净，故称为应受布施。</w:t>
       </w:r>
     </w:p>
     <w:p>
@@ -7126,7 +7126,7 @@
         <w:rPr>
           <w:b w:val="0"/>
         </w:rPr>
-        <w:t>[00:18:35.480] 嘎萨巴尊者，就大家舍尊者。国王的谷麦田称为国王的谷田麦田。大成的古田呢，成为大成之古田麦田。而甚深呢，乃一切世间之诸法长养处。故称为世间无上的福田。一切世间呢，是指人类、天人、梵天。他们就像田主。</w:t>
+        <w:t>[00:18:35.480] 迦叶尊者，就大家舍尊者。国王的谷麦田称为国王的谷田麦田。大成的古田呢，成为大成之古田麦田。而甚深呢，乃一切世间之诸法长养处。故称为世间无上的福田。一切世间呢，是指人类、天人、梵天。他们就像田主。</w:t>
       </w:r>
     </w:p>
     <w:p>

--- a/交付成果/第三轮修订版/第三轮4周版/读书会25_随念修习全系列（七随念与食厌想）_4周资料包（第三版修订）/Word版/第2周_法随念与僧随念_学员版.docx
+++ b/交付成果/第三轮修订版/第三轮4周版/读书会25_随念修习全系列（七随念与食厌想）_4周资料包（第三版修订）/Word版/第2周_法随念与僧随念_学员版.docx
@@ -2112,7 +2112,7 @@
         <w:rPr>
           <w:b w:val="0"/>
         </w:rPr>
-        <w:t>[00:10:02.240] 因为三宝当中呢，佛的善觉性为初善，法的善善法性为中善，僧的善行道性为后善。又比如听闻佛法啊，如法行道得正正菩提为初善。啊，正辟支佛啊菩提呢？披斯菩提呢？为中上正声闻菩提为后上啊，又闻此法而得正府五盖啊，亦以以闻而得啊，就是以闻而得善得到的善为初善行道之时，取得直观之乐。啊故以啊故意以行道得善为中善，如法行道及完成行道之果时取得那一如的状态啊，故意以取得行道之果的善为后善啊，这个是依教法的初衷后善啊，所以所以说叫善说。</w:t>
+        <w:t>[00:10:02.240] 因为三宝当中呢，佛的善觉性为初善，法的善善法性为中善，僧的善行道性为后善。又比如听闻佛法啊，如法行道得正正菩提为初善。啊，辟支菩提为中善，声闻菩提为后善啊，又闻此法而得正府五盖啊，亦以以闻而得啊，就是以闻而得善得到的善为初善行道之时，取得直观之乐。啊故以啊故意以行道得善为中善，如法行道及完成行道之果时取得那一如的状态啊，故意以取得行道之果的善为后善啊，这个是依教法的初衷后善啊，所以所以说叫善说。</w:t>
       </w:r>
     </w:p>
     <w:p>
@@ -2418,7 +2418,7 @@
         <w:rPr>
           <w:b w:val="0"/>
         </w:rPr>
-        <w:t>[00:18:40.815] 一般我们讲中会了哈。啊，他会道果出行呢，是一门转向变作进行随身种心，然后生起一个道心，一个果心，两个果心，也就是道心生起以后呢，我心呢是无间生起。啊，所以呢。佛陀讲座是无实的，就阿卡里啊，就是道心升起的下一个刹那，我心就升起。如果说呢，啊，有什么样的果报，它是这个最迅速就成熟的就是倒置的果报。</w:t>
+        <w:t>[00:18:40.815] 一般我们讲中会了哈。啊，他的道果心路呢，是意门转向（遍作）、近行、随顺、种姓心，然后生起一个道心，一个果心，两个果心，也就是道心生起以后呢，我心呢是无间生起。啊，所以呢。佛陀讲座是无实的，就阿卡里啊，就是道心升起的下一个刹那，我心就升起。如果说呢，啊，有什么样的果报，它是这个最迅速就成熟的就是倒置的果报。</w:t>
       </w:r>
     </w:p>
     <w:p>
@@ -2538,7 +2538,7 @@
         <w:rPr>
           <w:b w:val="0"/>
         </w:rPr>
-        <w:t>[00:22:36.280] We.啊，智者可以认知呢，就是一切敏智者啊等，包括我们讲说啊，敏智者啊，这个广检智者和所引导者，他都是可以称为在这一生里面能够证悟的啊，智者了啊。那有些呢，称为提头机悟啊，这样的智者就是敏智者啊。佛陀说一个四句句就能证悟的，然后还眼之子呢，佛陀要啊讲一部经或者一两部经啊，才能够证悟的。啊，然后所引导者呢，佛陀要次第的引导修学啊，那并不是说所引导者就啊这个就是就就是根基不行啊啊，那在佛陀时代呢，大部分也是所引导者吧。</w:t>
+        <w:t>[00:22:36.280] We.啊，智者可以认知呢，就是一切敏智者啊等，包括敏智者、广演智者和所引导者，他都是可以称为在这一生里面能够证悟的啊，智者了啊。那有些呢，称为提头机悟啊，这样的智者就是敏智者啊。佛陀说一个四句句就能证悟的，然后还眼之子呢，佛陀要啊讲一部经或者一两部经啊，才能够证悟的。啊，然后所引导者呢，佛陀要次第的引导修学啊，那并不是说所引导者就啊这个就是就就是根基不行啊啊，那在佛陀时代呢，大部分也是所引导者吧。</w:t>
       </w:r>
     </w:p>
     <w:p>
@@ -6285,7 +6285,7 @@
         <w:rPr>
           <w:b w:val="0"/>
         </w:rPr>
-        <w:t>[00:01:03.180] 三啊，这是弟子啊，僧团啊。啊，乌九巴迪巴诺是正直行道者，呀亚巴迪巴诺是如理行道者，萨米吉巴迪巴诺是正当行道者。嗯，那我们。这个。</w:t>
+        <w:t>[00:01:03.180] 三啊，这是弟子啊，僧团啊。啊，ujuppaṭipanno 正直行道者、ñāyappaṭipanno 如理行道者、sammāpaṭipanno 正当行道者。嗯，那我们。这个。</w:t>
       </w:r>
     </w:p>
     <w:p>
@@ -7110,15 +7110,15 @@
         <w:rPr>
           <w:b w:val="0"/>
         </w:rPr>
-        <w:t>[00:17:11.540] 打K没有。肾地址值的。所有人，全世界的人，礼敬双手，合掌于头顶。</w:t>
-      </w:r>
-    </w:p>
-    <w:p>
-      <w:r>
-        <w:rPr>
-          <w:b w:val="0"/>
-        </w:rPr>
-        <w:t>[00:17:30.240] 乃至于圣弟子的物品，比如他的袈裟或腰带。都可以称为叫用品塔。如果圣弟子证悟道果。他身上的所有物品都值得。李静。俺家你看哪里有？圣弟子是世间无上的培福之地。是世间最善的培福。之处。即使是萨卡天地。啊三十三天的天主。也为了他今生的福祉。呃，专门去供养。</w:t>
+        <w:t>[00:17:11.540] 圣弟子值得全世界的人礼敬，双手合掌于头顶。</w:t>
+      </w:r>
+    </w:p>
+    <w:p>
+      <w:r>
+        <w:rPr>
+          <w:b w:val="0"/>
+        </w:rPr>
+        <w:t>[00:17:30.240] 乃至于圣弟子的物品，比如他的袈裟或腰带。都可以称为叫用品塔。如果圣弟子证悟道果。他身上的所有物品都值得礼敬。圣弟子是世间无上的培福之地。是世间最善的培福。之处。即使是萨卡天地。啊三十三天的天主。也为了他今生的福祉。呃，专门去供养。</w:t>
       </w:r>
     </w:p>
     <w:p>
@@ -7150,7 +7150,7 @@
         <w:rPr>
           <w:b w:val="0"/>
         </w:rPr>
-        <w:t>[00:21:25.100] 我随时。是尊的。弟子僧团的功德。赞他。世尊，</w:t>
+        <w:t>[00:21:25.100] 我随喜世尊弟子僧团的功德，赞叹世尊，</w:t>
       </w:r>
     </w:p>
     <w:p>
